--- a/docs/lectures/Chapter16_Lecture.docx
+++ b/docs/lectures/Chapter16_Lecture.docx
@@ -23,7 +23,7 @@
         <w:pStyle w:val="Date"/>
       </w:pPr>
       <w:r>
-        <w:t xml:space="preserve">2026-04-13</w:t>
+        <w:t xml:space="preserve">2026-04-14</w:t>
       </w:r>
     </w:p>
     <w:sdt>
@@ -52,7 +52,7 @@
         </w:p>
       </w:sdtContent>
     </w:sdt>
-    <w:bookmarkStart w:id="67" w:name="international-trade-finance"/>
+    <w:bookmarkStart w:id="73" w:name="international-trade-finance"/>
     <w:p>
       <w:pPr>
         <w:pStyle w:val="Heading1"/>
@@ -1706,7 +1706,7 @@
     </w:p>
     <w:bookmarkEnd w:id="33"/>
     <w:bookmarkEnd w:id="34"/>
-    <w:bookmarkStart w:id="46" w:name="key-documents"/>
+    <w:bookmarkStart w:id="52" w:name="key-documents"/>
     <w:p>
       <w:pPr>
         <w:pStyle w:val="Heading2"/>
@@ -1779,7 +1779,7 @@
         <w:t xml:space="preserve">Together they form a coordinated system for allocating payment rights, transferring title, and financing trade receivables.</w:t>
       </w:r>
     </w:p>
-    <w:bookmarkStart w:id="39" w:name="letter-of-credit-lc"/>
+    <w:bookmarkStart w:id="42" w:name="letter-of-credit-lc"/>
     <w:p>
       <w:pPr>
         <w:pStyle w:val="Heading3"/>
@@ -1925,7 +1925,7 @@
         <w:t xml:space="preserve">the importer must have an obligation to reimburse the bank once the bank has paid.</w:t>
       </w:r>
     </w:p>
-    <w:bookmarkStart w:id="35" w:name="parties-to-a-letter-of-credit-lc"/>
+    <w:bookmarkStart w:id="38" w:name="parties-to-a-letter-of-credit-lc"/>
     <w:p>
       <w:pPr>
         <w:pStyle w:val="Heading4"/>
@@ -2108,8 +2108,63 @@
         <w:t xml:space="preserve">This triangular structure is central to understanding how trade finance substitutes the bank’s credit for the importer’s credit.</w:t>
       </w:r>
     </w:p>
-    <w:bookmarkEnd w:id="35"/>
-    <w:bookmarkStart w:id="36" w:name="irrevocable-versus-revocable-lc"/>
+    <w:p>
+      <w:pPr>
+        <w:pStyle w:val="CaptionedFigure"/>
+      </w:pPr>
+      <w:r>
+        <w:drawing>
+          <wp:inline>
+            <wp:extent cx="5334000" cy="1860634"/>
+            <wp:effectExtent b="0" l="0" r="0" t="0"/>
+            <wp:docPr descr="Parties to a Letter of Credit" title="" id="36" name="Picture"/>
+            <a:graphic>
+              <a:graphicData uri="http://schemas.openxmlformats.org/drawingml/2006/picture">
+                <pic:pic>
+                  <pic:nvPicPr>
+                    <pic:cNvPr descr="../assets/images/Ch16/Parties_LC.jpg" id="37" name="Picture"/>
+                    <pic:cNvPicPr>
+                      <a:picLocks noChangeArrowheads="1" noChangeAspect="1"/>
+                    </pic:cNvPicPr>
+                  </pic:nvPicPr>
+                  <pic:blipFill>
+                    <a:blip r:embed="rId35"/>
+                    <a:stretch>
+                      <a:fillRect/>
+                    </a:stretch>
+                  </pic:blipFill>
+                  <pic:spPr bwMode="auto">
+                    <a:xfrm>
+                      <a:off x="0" y="0"/>
+                      <a:ext cx="5334000" cy="1860634"/>
+                    </a:xfrm>
+                    <a:prstGeom prst="rect">
+                      <a:avLst/>
+                    </a:prstGeom>
+                    <a:noFill/>
+                    <a:ln w="9525">
+                      <a:noFill/>
+                      <a:headEnd/>
+                      <a:tailEnd/>
+                    </a:ln>
+                  </pic:spPr>
+                </pic:pic>
+              </a:graphicData>
+            </a:graphic>
+          </wp:inline>
+        </w:drawing>
+      </w:r>
+    </w:p>
+    <w:p>
+      <w:pPr>
+        <w:pStyle w:val="ImageCaption"/>
+      </w:pPr>
+      <w:r>
+        <w:t xml:space="preserve">Parties to a Letter of Credit</w:t>
+      </w:r>
+    </w:p>
+    <w:bookmarkEnd w:id="38"/>
+    <w:bookmarkStart w:id="39" w:name="irrevocable-versus-revocable-lc"/>
     <w:p>
       <w:pPr>
         <w:pStyle w:val="Heading4"/>
@@ -2226,8 +2281,8 @@
         <w:t xml:space="preserve">That is why the irrevocable L/C is normally the more meaningful and practical instrument in international trade.</w:t>
       </w:r>
     </w:p>
-    <w:bookmarkEnd w:id="36"/>
-    <w:bookmarkStart w:id="37" w:name="confirmed-versus-unconfirmed-lc"/>
+    <w:bookmarkEnd w:id="39"/>
+    <w:bookmarkStart w:id="40" w:name="confirmed-versus-unconfirmed-lc"/>
     <w:p>
       <w:pPr>
         <w:pStyle w:val="Heading4"/>
@@ -2336,8 +2391,8 @@
         <w:t xml:space="preserve">A confirmed L/C in the exporter’s country is particularly valuable because it reduces concern that political or exchange-control problems abroad could prevent payment.</w:t>
       </w:r>
     </w:p>
-    <w:bookmarkEnd w:id="37"/>
-    <w:bookmarkStart w:id="38" w:name="advantages-and-disadvantages-of-lc"/>
+    <w:bookmarkEnd w:id="40"/>
+    <w:bookmarkStart w:id="41" w:name="advantages-and-disadvantages-of-lc"/>
     <w:p>
       <w:pPr>
         <w:pStyle w:val="Heading4"/>
@@ -2510,9 +2565,9 @@
         <w:t xml:space="preserve">In other words, an L/C provides security, but security is not free. It carries both explicit fees and potential relational costs.</w:t>
       </w:r>
     </w:p>
-    <w:bookmarkEnd w:id="38"/>
-    <w:bookmarkEnd w:id="39"/>
-    <w:bookmarkStart w:id="43" w:name="draft"/>
+    <w:bookmarkEnd w:id="41"/>
+    <w:bookmarkEnd w:id="42"/>
+    <w:bookmarkStart w:id="46" w:name="draft"/>
     <w:p>
       <w:pPr>
         <w:pStyle w:val="Heading3"/>
@@ -2714,7 +2769,7 @@
         <w:t xml:space="preserve">The draft is therefore the exporter’s formal demand for payment.</w:t>
       </w:r>
     </w:p>
-    <w:bookmarkStart w:id="40" w:name="negotiable-instruments"/>
+    <w:bookmarkStart w:id="43" w:name="negotiable-instruments"/>
     <w:p>
       <w:pPr>
         <w:pStyle w:val="Heading4"/>
@@ -2829,8 +2884,8 @@
         <w:t xml:space="preserve">This legal status is a major reason drafts have long been accepted as part of the international payments system.</w:t>
       </w:r>
     </w:p>
-    <w:bookmarkEnd w:id="40"/>
-    <w:bookmarkStart w:id="41" w:name="types-of-drafts"/>
+    <w:bookmarkEnd w:id="43"/>
+    <w:bookmarkStart w:id="44" w:name="types-of-drafts"/>
     <w:p>
       <w:pPr>
         <w:pStyle w:val="Heading4"/>
@@ -3003,8 +3058,8 @@
         <w:t xml:space="preserve">is not suitable for a negotiable instrument because the date is not fixed or determinable in advance.</w:t>
       </w:r>
     </w:p>
-    <w:bookmarkEnd w:id="41"/>
-    <w:bookmarkStart w:id="42" w:name="bankers-acceptances"/>
+    <w:bookmarkEnd w:id="44"/>
+    <w:bookmarkStart w:id="45" w:name="bankers-acceptances"/>
     <w:p>
       <w:pPr>
         <w:pStyle w:val="Heading4"/>
@@ -3095,7 +3150,7 @@
         <w:pStyle w:val="FirstParagraph"/>
       </w:pPr>
       <w:r>
-        <w:t xml:space="preserve">A simple illustration from the chapter makes the mechanics concrete.</w:t>
+        <w:t xml:space="preserve">Here is a simple illustration from the chapter to elaborate.</w:t>
       </w:r>
     </w:p>
     <w:p>
@@ -3411,12 +3466,12 @@
         <w:pStyle w:val="FirstParagraph"/>
       </w:pPr>
       <w:r>
-        <w:t xml:space="preserve">This example is worth emphasizing because it shows that the cost of a bankers’ acceptance is not just the market discount rate. It also includes the bank’s acceptance commission.</w:t>
-      </w:r>
-    </w:p>
-    <w:bookmarkEnd w:id="42"/>
-    <w:bookmarkEnd w:id="43"/>
-    <w:bookmarkStart w:id="44" w:name="bill-of-lading-bl"/>
+        <w:t xml:space="preserve">This example is worth emphasizing because it shows that the cost of a bankers’ acceptance is not just the market discount rate. It also includes the bank’s acceptance commission. The costs to hedge this transaction are comparable, but the difference is that in this example, the exporter gets the funds now instead of three months later.</w:t>
+      </w:r>
+    </w:p>
+    <w:bookmarkEnd w:id="45"/>
+    <w:bookmarkEnd w:id="46"/>
+    <w:bookmarkStart w:id="47" w:name="bill-of-lading-bl"/>
     <w:p>
       <w:pPr>
         <w:pStyle w:val="Heading3"/>
@@ -3589,11 +3644,15 @@
         <w:pStyle w:val="BodyText"/>
       </w:pPr>
       <w:r>
+        <w:rPr>
+          <w:b/>
+          <w:bCs/>
+        </w:rPr>
         <w:t xml:space="preserve">This is why the bill of lading is so powerful: it links the physical shipment to the financial process.</w:t>
       </w:r>
     </w:p>
-    <w:bookmarkEnd w:id="44"/>
-    <w:bookmarkStart w:id="45" w:name="X367c249fa7ce0a9ba9e159e071199fc5e2a548e"/>
+    <w:bookmarkEnd w:id="47"/>
+    <w:bookmarkStart w:id="51" w:name="X367c249fa7ce0a9ba9e159e071199fc5e2a548e"/>
     <w:p>
       <w:pPr>
         <w:pStyle w:val="Heading3"/>
@@ -3824,7 +3883,62 @@
     </w:p>
     <w:p>
       <w:pPr>
-        <w:pStyle w:val="FirstParagraph"/>
+        <w:pStyle w:val="CaptionedFigure"/>
+      </w:pPr>
+      <w:r>
+        <w:drawing>
+          <wp:inline>
+            <wp:extent cx="4800600" cy="3692769"/>
+            <wp:effectExtent b="0" l="0" r="0" t="0"/>
+            <wp:docPr descr="Steps in a typical trade transaction" title="" id="49" name="Picture"/>
+            <a:graphic>
+              <a:graphicData uri="http://schemas.openxmlformats.org/drawingml/2006/picture">
+                <pic:pic>
+                  <pic:nvPicPr>
+                    <pic:cNvPr descr="../assets/images/Ch16/Steps_in_Typical_Trade.jpg" id="50" name="Picture"/>
+                    <pic:cNvPicPr>
+                      <a:picLocks noChangeArrowheads="1" noChangeAspect="1"/>
+                    </pic:cNvPicPr>
+                  </pic:nvPicPr>
+                  <pic:blipFill>
+                    <a:blip r:embed="rId48"/>
+                    <a:stretch>
+                      <a:fillRect/>
+                    </a:stretch>
+                  </pic:blipFill>
+                  <pic:spPr bwMode="auto">
+                    <a:xfrm>
+                      <a:off x="0" y="0"/>
+                      <a:ext cx="4800600" cy="3692769"/>
+                    </a:xfrm>
+                    <a:prstGeom prst="rect">
+                      <a:avLst/>
+                    </a:prstGeom>
+                    <a:noFill/>
+                    <a:ln w="9525">
+                      <a:noFill/>
+                      <a:headEnd/>
+                      <a:tailEnd/>
+                    </a:ln>
+                  </pic:spPr>
+                </pic:pic>
+              </a:graphicData>
+            </a:graphic>
+          </wp:inline>
+        </w:drawing>
+      </w:r>
+    </w:p>
+    <w:p>
+      <w:pPr>
+        <w:pStyle w:val="ImageCaption"/>
+      </w:pPr>
+      <w:r>
+        <w:t xml:space="preserve">Steps in a typical trade transaction</w:t>
+      </w:r>
+    </w:p>
+    <w:p>
+      <w:pPr>
+        <w:pStyle w:val="BodyText"/>
       </w:pPr>
       <w:r>
         <w:t xml:space="preserve">This sequence shows how the documentary system does four things simultaneously:</w:t>
@@ -3885,9 +3999,9 @@
         </w:pict>
       </w:r>
     </w:p>
-    <w:bookmarkEnd w:id="45"/>
-    <w:bookmarkEnd w:id="46"/>
-    <w:bookmarkStart w:id="49" w:name="X5bcdfbcf79e6d2e10009073fd1b1e097b8a4fca"/>
+    <w:bookmarkEnd w:id="51"/>
+    <w:bookmarkEnd w:id="52"/>
+    <w:bookmarkStart w:id="55" w:name="X5bcdfbcf79e6d2e10009073fd1b1e097b8a4fca"/>
     <w:p>
       <w:pPr>
         <w:pStyle w:val="Heading2"/>
@@ -3988,7 +4102,7 @@
         <w:t xml:space="preserve">government-supported export financing through an export-import bank</w:t>
       </w:r>
     </w:p>
-    <w:bookmarkStart w:id="47" w:name="export-credit-insurance"/>
+    <w:bookmarkStart w:id="53" w:name="export-credit-insurance"/>
     <w:p>
       <w:pPr>
         <w:pStyle w:val="Heading3"/>
@@ -4161,8 +4275,8 @@
         <w:t xml:space="preserve">This is a key teaching point: export credit insurance does not merely protect the exporter; it also helps unlock financing from banks that otherwise might not lend.</w:t>
       </w:r>
     </w:p>
-    <w:bookmarkEnd w:id="47"/>
-    <w:bookmarkStart w:id="48" w:name="export-import-bank-and-export-financing"/>
+    <w:bookmarkEnd w:id="53"/>
+    <w:bookmarkStart w:id="54" w:name="export-import-bank-and-export-financing"/>
     <w:p>
       <w:pPr>
         <w:pStyle w:val="Heading3"/>
@@ -4298,9 +4412,9 @@
         </w:pict>
       </w:r>
     </w:p>
-    <w:bookmarkEnd w:id="48"/>
-    <w:bookmarkEnd w:id="49"/>
-    <w:bookmarkStart w:id="56" w:name="trade-financing-alternatives"/>
+    <w:bookmarkEnd w:id="54"/>
+    <w:bookmarkEnd w:id="55"/>
+    <w:bookmarkStart w:id="62" w:name="trade-financing-alternatives"/>
     <w:p>
       <w:pPr>
         <w:pStyle w:val="Heading2"/>
@@ -4418,7 +4532,7 @@
         <w:t xml:space="preserve">.</w:t>
       </w:r>
     </w:p>
-    <w:bookmarkStart w:id="50" w:name="bankers-acceptances-1"/>
+    <w:bookmarkStart w:id="56" w:name="bankers-acceptances-1"/>
     <w:p>
       <w:pPr>
         <w:pStyle w:val="Heading3"/>
@@ -4527,8 +4641,8 @@
         <w:t xml:space="preserve">From the exporter’s standpoint, a bankers’ acceptance is desirable because it converts an uncertain trade receivable into a high-quality marketable financial instrument.</w:t>
       </w:r>
     </w:p>
-    <w:bookmarkEnd w:id="50"/>
-    <w:bookmarkStart w:id="51" w:name="trade-acceptances"/>
+    <w:bookmarkEnd w:id="56"/>
+    <w:bookmarkStart w:id="57" w:name="trade-acceptances"/>
     <w:p>
       <w:pPr>
         <w:pStyle w:val="Heading3"/>
@@ -4601,8 +4715,8 @@
         <w:t xml:space="preserve">Trade acceptances are usually less prestigious and potentially less marketable than bankers’ acceptances because the promise to pay is backed by a commercial firm rather than a bank. Still, they are useful when the accepting firm has strong credit quality.</w:t>
       </w:r>
     </w:p>
-    <w:bookmarkEnd w:id="51"/>
-    <w:bookmarkStart w:id="52" w:name="factoring"/>
+    <w:bookmarkEnd w:id="57"/>
+    <w:bookmarkStart w:id="58" w:name="factoring"/>
     <w:p>
       <w:pPr>
         <w:pStyle w:val="Heading3"/>
@@ -4972,8 +5086,8 @@
         <w:t xml:space="preserve">or wants to avoid collection, political, and foreign exchange risk.</w:t>
       </w:r>
     </w:p>
-    <w:bookmarkEnd w:id="52"/>
-    <w:bookmarkStart w:id="53" w:name="securitization"/>
+    <w:bookmarkEnd w:id="58"/>
+    <w:bookmarkStart w:id="59" w:name="securitization"/>
     <w:p>
       <w:pPr>
         <w:pStyle w:val="Heading3"/>
@@ -5072,8 +5186,8 @@
         <w:t xml:space="preserve">Securitization becomes more efficient when the receivables pool is large, diversified, and supported by a reliable credit history. A large exporter may establish its own securitization vehicle, whereas smaller exporters may use a common structure provided by a financial institution.</w:t>
       </w:r>
     </w:p>
-    <w:bookmarkEnd w:id="53"/>
-    <w:bookmarkStart w:id="54" w:name="bank-credit-lines"/>
+    <w:bookmarkEnd w:id="59"/>
+    <w:bookmarkStart w:id="60" w:name="bank-credit-lines"/>
     <w:p>
       <w:pPr>
         <w:pStyle w:val="Heading3"/>
@@ -5203,8 +5317,8 @@
         <w:t xml:space="preserve">, and in some systems may also involve a compensating balance requirement.</w:t>
       </w:r>
     </w:p>
-    <w:bookmarkEnd w:id="54"/>
-    <w:bookmarkStart w:id="55" w:name="commercial-paper"/>
+    <w:bookmarkEnd w:id="60"/>
+    <w:bookmarkStart w:id="61" w:name="commercial-paper"/>
     <w:p>
       <w:pPr>
         <w:pStyle w:val="Heading3"/>
@@ -5290,9 +5404,9 @@
         </w:pict>
       </w:r>
     </w:p>
-    <w:bookmarkEnd w:id="55"/>
-    <w:bookmarkEnd w:id="56"/>
-    <w:bookmarkStart w:id="66" w:name="forfaiting"/>
+    <w:bookmarkEnd w:id="61"/>
+    <w:bookmarkEnd w:id="62"/>
+    <w:bookmarkStart w:id="72" w:name="forfaiting"/>
     <w:p>
       <w:pPr>
         <w:pStyle w:val="Heading2"/>
@@ -5408,7 +5522,7 @@
         <w:t xml:space="preserve">or sales into riskier emerging markets.</w:t>
       </w:r>
     </w:p>
-    <w:bookmarkStart w:id="57" w:name="role-of-the-forfaiter"/>
+    <w:bookmarkStart w:id="63" w:name="role-of-the-forfaiter"/>
     <w:p>
       <w:pPr>
         <w:pStyle w:val="Heading3"/>
@@ -5557,8 +5671,8 @@
         <w:t xml:space="preserve">The exporter still remains responsible for the quality and performance of the goods delivered, but the financing claim itself is sold without recourse.</w:t>
       </w:r>
     </w:p>
-    <w:bookmarkEnd w:id="57"/>
-    <w:bookmarkStart w:id="65" w:name="a-typical-forfaiting-transaction"/>
+    <w:bookmarkEnd w:id="63"/>
+    <w:bookmarkStart w:id="71" w:name="a-typical-forfaiting-transaction"/>
     <w:p>
       <w:pPr>
         <w:pStyle w:val="Heading3"/>
@@ -5643,7 +5757,7 @@
         <w:t xml:space="preserve">The chapter explains the process through seven steps.</w:t>
       </w:r>
     </w:p>
-    <w:bookmarkStart w:id="58" w:name="step-1.-agreement"/>
+    <w:bookmarkStart w:id="64" w:name="step-1.-agreement"/>
     <w:p>
       <w:pPr>
         <w:pStyle w:val="Heading4"/>
@@ -5668,8 +5782,8 @@
         <w:t xml:space="preserve">This feature makes forfaiting particularly suitable for larger capital-goods transactions rather than ordinary short-term consumer shipments.</w:t>
       </w:r>
     </w:p>
-    <w:bookmarkEnd w:id="58"/>
-    <w:bookmarkStart w:id="59" w:name="step-2.-commitment"/>
+    <w:bookmarkEnd w:id="64"/>
+    <w:bookmarkStart w:id="65" w:name="step-2.-commitment"/>
     <w:p>
       <w:pPr>
         <w:pStyle w:val="Heading4"/>
@@ -5738,8 +5852,8 @@
         <w:t xml:space="preserve">The forfaiter may also charge a commitment fee from the time of commitment until the documents are actually delivered.</w:t>
       </w:r>
     </w:p>
-    <w:bookmarkEnd w:id="59"/>
-    <w:bookmarkStart w:id="60" w:name="step-3.-aval-or-guarantee"/>
+    <w:bookmarkEnd w:id="65"/>
+    <w:bookmarkStart w:id="66" w:name="step-3.-aval-or-guarantee"/>
     <w:p>
       <w:pPr>
         <w:pStyle w:val="Heading4"/>
@@ -5841,8 +5955,8 @@
         <w:t xml:space="preserve">This is the foundation of the entire forfaiting technique.</w:t>
       </w:r>
     </w:p>
-    <w:bookmarkEnd w:id="60"/>
-    <w:bookmarkStart w:id="61" w:name="step-4.-delivery-of-notes"/>
+    <w:bookmarkEnd w:id="66"/>
+    <w:bookmarkStart w:id="67" w:name="step-4.-delivery-of-notes"/>
     <w:p>
       <w:pPr>
         <w:pStyle w:val="Heading4"/>
@@ -5867,8 +5981,8 @@
         <w:t xml:space="preserve">At this point, the exporter holds claims that are specifically structured to be sold to the forfaiter.</w:t>
       </w:r>
     </w:p>
-    <w:bookmarkEnd w:id="61"/>
-    <w:bookmarkStart w:id="62" w:name="step-5.-discounting"/>
+    <w:bookmarkEnd w:id="67"/>
+    <w:bookmarkStart w:id="68" w:name="step-5.-discounting"/>
     <w:p>
       <w:pPr>
         <w:pStyle w:val="Heading4"/>
@@ -5917,8 +6031,8 @@
         <w:t xml:space="preserve">This is the moment at which the exporter effectively exits the financing side of the transaction.</w:t>
       </w:r>
     </w:p>
-    <w:bookmarkEnd w:id="62"/>
-    <w:bookmarkStart w:id="63" w:name="step-6.-investment"/>
+    <w:bookmarkEnd w:id="68"/>
+    <w:bookmarkStart w:id="69" w:name="step-6.-investment"/>
     <w:p>
       <w:pPr>
         <w:pStyle w:val="Heading4"/>
@@ -5975,8 +6089,8 @@
         <w:t xml:space="preserve">Thus, the forfaiter acts partly as an arranger and distributor of country-risk paper.</w:t>
       </w:r>
     </w:p>
-    <w:bookmarkEnd w:id="63"/>
-    <w:bookmarkStart w:id="64" w:name="step-7.-maturity"/>
+    <w:bookmarkEnd w:id="69"/>
+    <w:bookmarkStart w:id="70" w:name="step-7.-maturity"/>
     <w:p>
       <w:pPr>
         <w:pStyle w:val="Heading4"/>
@@ -6009,10 +6123,10 @@
         <w:t xml:space="preserve">That is why the chapter stresses that the success of forfaiting depends heavily on the credibility of the guarantor bank.</w:t>
       </w:r>
     </w:p>
-    <w:bookmarkEnd w:id="64"/>
-    <w:bookmarkEnd w:id="65"/>
-    <w:bookmarkEnd w:id="66"/>
-    <w:bookmarkEnd w:id="67"/>
+    <w:bookmarkEnd w:id="70"/>
+    <w:bookmarkEnd w:id="71"/>
+    <w:bookmarkEnd w:id="72"/>
+    <w:bookmarkEnd w:id="73"/>
     <w:sectPr>
       <w:footnotePr>
         <w:numRestart w:val="eachSect"/>

--- a/docs/lectures/Chapter16_Lecture.docx
+++ b/docs/lectures/Chapter16_Lecture.docx
@@ -23,7 +23,7 @@
         <w:pStyle w:val="Date"/>
       </w:pPr>
       <w:r>
-        <w:t xml:space="preserve">2026-04-14</w:t>
+        <w:t xml:space="preserve">2026-04-16</w:t>
       </w:r>
     </w:p>
     <w:sdt>
@@ -52,7 +52,7 @@
         </w:p>
       </w:sdtContent>
     </w:sdt>
-    <w:bookmarkStart w:id="73" w:name="international-trade-finance"/>
+    <w:bookmarkStart w:id="87" w:name="international-trade-finance"/>
     <w:p>
       <w:pPr>
         <w:pStyle w:val="Heading1"/>
@@ -6126,7 +6126,1872 @@
     <w:bookmarkEnd w:id="70"/>
     <w:bookmarkEnd w:id="71"/>
     <w:bookmarkEnd w:id="72"/>
+    <w:bookmarkStart w:id="86" w:name="X97c17c7536d67d625fe1727670b828a34dc7cad"/>
+    <w:p>
+      <w:pPr>
+        <w:pStyle w:val="Heading2"/>
+      </w:pPr>
+      <w:r>
+        <w:t xml:space="preserve">16.6 Chapter 16 Summary: International Trade Finance</w:t>
+      </w:r>
+    </w:p>
+    <w:bookmarkStart w:id="73" w:name="learning-objectives-review"/>
+    <w:p>
+      <w:pPr>
+        <w:pStyle w:val="Heading3"/>
+      </w:pPr>
+      <w:r>
+        <w:t xml:space="preserve">16.6.1 Learning Objectives Review</w:t>
+      </w:r>
+    </w:p>
+    <w:p>
+      <w:pPr>
+        <w:pStyle w:val="FirstParagraph"/>
+      </w:pPr>
+      <w:r>
+        <w:t xml:space="preserve">After completing this chapter, you should be able to:</w:t>
+      </w:r>
+    </w:p>
+    <w:p>
+      <w:pPr>
+        <w:pStyle w:val="Compact"/>
+        <w:numPr>
+          <w:ilvl w:val="0"/>
+          <w:numId w:val="1057"/>
+        </w:numPr>
+      </w:pPr>
+      <w:r>
+        <w:t xml:space="preserve">Explain the structure of the</w:t>
+      </w:r>
+      <w:r>
+        <w:t xml:space="preserve"> </w:t>
+      </w:r>
+      <w:r>
+        <w:rPr>
+          <w:b/>
+          <w:bCs/>
+        </w:rPr>
+        <w:t xml:space="preserve">trade relationship</w:t>
+      </w:r>
+      <w:r>
+        <w:t xml:space="preserve"> </w:t>
+      </w:r>
+      <w:r>
+        <w:t xml:space="preserve">between importer and exporter</w:t>
+      </w:r>
+      <w:r>
+        <w:br/>
+      </w:r>
+    </w:p>
+    <w:p>
+      <w:pPr>
+        <w:pStyle w:val="Compact"/>
+        <w:numPr>
+          <w:ilvl w:val="0"/>
+          <w:numId w:val="1057"/>
+        </w:numPr>
+      </w:pPr>
+      <w:r>
+        <w:t xml:space="preserve">Describe how the</w:t>
+      </w:r>
+      <w:r>
+        <w:t xml:space="preserve"> </w:t>
+      </w:r>
+      <w:r>
+        <w:rPr>
+          <w:b/>
+          <w:bCs/>
+        </w:rPr>
+        <w:t xml:space="preserve">documentary system</w:t>
+      </w:r>
+      <w:r>
+        <w:t xml:space="preserve"> </w:t>
+      </w:r>
+      <w:r>
+        <w:t xml:space="preserve">facilitates trade and reduces risk</w:t>
+      </w:r>
+      <w:r>
+        <w:br/>
+      </w:r>
+    </w:p>
+    <w:p>
+      <w:pPr>
+        <w:pStyle w:val="Compact"/>
+        <w:numPr>
+          <w:ilvl w:val="0"/>
+          <w:numId w:val="1057"/>
+        </w:numPr>
+      </w:pPr>
+      <w:r>
+        <w:t xml:space="preserve">Identify and explain the roles of the</w:t>
+      </w:r>
+      <w:r>
+        <w:t xml:space="preserve"> </w:t>
+      </w:r>
+      <w:r>
+        <w:rPr>
+          <w:b/>
+          <w:bCs/>
+        </w:rPr>
+        <w:t xml:space="preserve">letter of credit, draft, and bill of lading</w:t>
+      </w:r>
+      <w:r>
+        <w:br/>
+      </w:r>
+    </w:p>
+    <w:p>
+      <w:pPr>
+        <w:pStyle w:val="Compact"/>
+        <w:numPr>
+          <w:ilvl w:val="0"/>
+          <w:numId w:val="1057"/>
+        </w:numPr>
+      </w:pPr>
+      <w:r>
+        <w:t xml:space="preserve">Evaluate the major</w:t>
+      </w:r>
+      <w:r>
+        <w:t xml:space="preserve"> </w:t>
+      </w:r>
+      <w:r>
+        <w:rPr>
+          <w:b/>
+          <w:bCs/>
+        </w:rPr>
+        <w:t xml:space="preserve">government programs supporting exports</w:t>
+      </w:r>
+      <w:r>
+        <w:br/>
+      </w:r>
+    </w:p>
+    <w:p>
+      <w:pPr>
+        <w:pStyle w:val="Compact"/>
+        <w:numPr>
+          <w:ilvl w:val="0"/>
+          <w:numId w:val="1057"/>
+        </w:numPr>
+      </w:pPr>
+      <w:r>
+        <w:t xml:space="preserve">Compare the primary</w:t>
+      </w:r>
+      <w:r>
+        <w:t xml:space="preserve"> </w:t>
+      </w:r>
+      <w:r>
+        <w:rPr>
+          <w:b/>
+          <w:bCs/>
+        </w:rPr>
+        <w:t xml:space="preserve">trade financing alternatives</w:t>
+      </w:r>
+      <w:r>
+        <w:br/>
+      </w:r>
+    </w:p>
+    <w:p>
+      <w:pPr>
+        <w:pStyle w:val="Compact"/>
+        <w:numPr>
+          <w:ilvl w:val="0"/>
+          <w:numId w:val="1057"/>
+        </w:numPr>
+      </w:pPr>
+      <w:r>
+        <w:t xml:space="preserve">Understand the structure and purpose of</w:t>
+      </w:r>
+      <w:r>
+        <w:t xml:space="preserve"> </w:t>
+      </w:r>
+      <w:r>
+        <w:rPr>
+          <w:b/>
+          <w:bCs/>
+        </w:rPr>
+        <w:t xml:space="preserve">forfaiting</w:t>
+      </w:r>
+    </w:p>
+    <w:p>
+      <w:r>
+        <w:pict>
+          <v:rect style="width:0;height:1.5pt" o:hralign="center" o:hrstd="t" o:hr="t"/>
+        </w:pict>
+      </w:r>
+    </w:p>
     <w:bookmarkEnd w:id="73"/>
+    <w:bookmarkStart w:id="74" w:name="the-trade-relationship-1"/>
+    <w:p>
+      <w:pPr>
+        <w:pStyle w:val="Heading3"/>
+      </w:pPr>
+      <w:r>
+        <w:t xml:space="preserve">16.6.2 The Trade Relationship</w:t>
+      </w:r>
+    </w:p>
+    <w:p>
+      <w:pPr>
+        <w:pStyle w:val="Compact"/>
+        <w:numPr>
+          <w:ilvl w:val="0"/>
+          <w:numId w:val="1058"/>
+        </w:numPr>
+      </w:pPr>
+      <w:r>
+        <w:t xml:space="preserve">Trade occurs between:</w:t>
+      </w:r>
+    </w:p>
+    <w:p>
+      <w:pPr>
+        <w:pStyle w:val="Compact"/>
+        <w:numPr>
+          <w:ilvl w:val="1"/>
+          <w:numId w:val="1059"/>
+        </w:numPr>
+      </w:pPr>
+      <w:r>
+        <w:rPr>
+          <w:b/>
+          <w:bCs/>
+        </w:rPr>
+        <w:t xml:space="preserve">Affiliated parties</w:t>
+      </w:r>
+    </w:p>
+    <w:p>
+      <w:pPr>
+        <w:pStyle w:val="Compact"/>
+        <w:numPr>
+          <w:ilvl w:val="1"/>
+          <w:numId w:val="1059"/>
+        </w:numPr>
+      </w:pPr>
+      <w:r>
+        <w:rPr>
+          <w:b/>
+          <w:bCs/>
+        </w:rPr>
+        <w:t xml:space="preserve">Unaffiliated known parties</w:t>
+      </w:r>
+    </w:p>
+    <w:p>
+      <w:pPr>
+        <w:pStyle w:val="Compact"/>
+        <w:numPr>
+          <w:ilvl w:val="1"/>
+          <w:numId w:val="1059"/>
+        </w:numPr>
+      </w:pPr>
+      <w:r>
+        <w:rPr>
+          <w:b/>
+          <w:bCs/>
+        </w:rPr>
+        <w:t xml:space="preserve">Unaffiliated unknown parties</w:t>
+      </w:r>
+    </w:p>
+    <w:p>
+      <w:pPr>
+        <w:pStyle w:val="Compact"/>
+        <w:numPr>
+          <w:ilvl w:val="0"/>
+          <w:numId w:val="1058"/>
+        </w:numPr>
+      </w:pPr>
+      <w:r>
+        <w:t xml:space="preserve">The central problem:</w:t>
+      </w:r>
+    </w:p>
+    <w:p>
+      <w:pPr>
+        <w:pStyle w:val="Compact"/>
+        <w:numPr>
+          <w:ilvl w:val="1"/>
+          <w:numId w:val="1060"/>
+        </w:numPr>
+      </w:pPr>
+      <w:r>
+        <w:t xml:space="preserve">Exporter → wants payment before shipment</w:t>
+      </w:r>
+      <w:r>
+        <w:br/>
+      </w:r>
+    </w:p>
+    <w:p>
+      <w:pPr>
+        <w:pStyle w:val="Compact"/>
+        <w:numPr>
+          <w:ilvl w:val="1"/>
+          <w:numId w:val="1060"/>
+        </w:numPr>
+      </w:pPr>
+      <w:r>
+        <w:t xml:space="preserve">Importer → wants goods before payment</w:t>
+      </w:r>
+    </w:p>
+    <w:p>
+      <w:pPr>
+        <w:pStyle w:val="Compact"/>
+        <w:numPr>
+          <w:ilvl w:val="0"/>
+          <w:numId w:val="1058"/>
+        </w:numPr>
+      </w:pPr>
+      <w:r>
+        <w:t xml:space="preserve">This creates the</w:t>
+      </w:r>
+      <w:r>
+        <w:t xml:space="preserve"> </w:t>
+      </w:r>
+      <w:r>
+        <w:rPr>
+          <w:b/>
+          <w:bCs/>
+        </w:rPr>
+        <w:t xml:space="preserve">fundamental dilemma of international trade</w:t>
+      </w:r>
+    </w:p>
+    <w:p>
+      <w:r>
+        <w:pict>
+          <v:rect style="width:0;height:1.5pt" o:hralign="center" o:hrstd="t" o:hr="t"/>
+        </w:pict>
+      </w:r>
+    </w:p>
+    <w:bookmarkEnd w:id="74"/>
+    <w:bookmarkStart w:id="75" w:name="key-risks-in-international-trade"/>
+    <w:p>
+      <w:pPr>
+        <w:pStyle w:val="Heading3"/>
+      </w:pPr>
+      <w:r>
+        <w:t xml:space="preserve">16.6.3 Key Risks in International Trade</w:t>
+      </w:r>
+    </w:p>
+    <w:p>
+      <w:pPr>
+        <w:pStyle w:val="Compact"/>
+        <w:numPr>
+          <w:ilvl w:val="0"/>
+          <w:numId w:val="1061"/>
+        </w:numPr>
+      </w:pPr>
+      <w:r>
+        <w:rPr>
+          <w:b/>
+          <w:bCs/>
+        </w:rPr>
+        <w:t xml:space="preserve">Risk of noncompletion</w:t>
+      </w:r>
+    </w:p>
+    <w:p>
+      <w:pPr>
+        <w:pStyle w:val="Compact"/>
+        <w:numPr>
+          <w:ilvl w:val="1"/>
+          <w:numId w:val="1062"/>
+        </w:numPr>
+      </w:pPr>
+      <w:r>
+        <w:t xml:space="preserve">One party fails to perform (nonpayment or non-delivery)</w:t>
+      </w:r>
+    </w:p>
+    <w:p>
+      <w:pPr>
+        <w:pStyle w:val="Compact"/>
+        <w:numPr>
+          <w:ilvl w:val="0"/>
+          <w:numId w:val="1061"/>
+        </w:numPr>
+      </w:pPr>
+      <w:r>
+        <w:rPr>
+          <w:b/>
+          <w:bCs/>
+        </w:rPr>
+        <w:t xml:space="preserve">Foreign exchange (currency) risk</w:t>
+      </w:r>
+    </w:p>
+    <w:p>
+      <w:pPr>
+        <w:pStyle w:val="Compact"/>
+        <w:numPr>
+          <w:ilvl w:val="1"/>
+          <w:numId w:val="1063"/>
+        </w:numPr>
+      </w:pPr>
+      <w:r>
+        <w:t xml:space="preserve">Value of payment currency fluctuates</w:t>
+      </w:r>
+    </w:p>
+    <w:p>
+      <w:pPr>
+        <w:pStyle w:val="Compact"/>
+        <w:numPr>
+          <w:ilvl w:val="0"/>
+          <w:numId w:val="1061"/>
+        </w:numPr>
+      </w:pPr>
+      <w:r>
+        <w:t xml:space="preserve">These risks are greatest during the:</w:t>
+      </w:r>
+    </w:p>
+    <w:p>
+      <w:pPr>
+        <w:pStyle w:val="Compact"/>
+        <w:numPr>
+          <w:ilvl w:val="1"/>
+          <w:numId w:val="1064"/>
+        </w:numPr>
+      </w:pPr>
+      <w:r>
+        <w:rPr>
+          <w:b/>
+          <w:bCs/>
+        </w:rPr>
+        <w:t xml:space="preserve">Financing period (shipment → payment)</w:t>
+      </w:r>
+    </w:p>
+    <w:p>
+      <w:r>
+        <w:pict>
+          <v:rect style="width:0;height:1.5pt" o:hralign="center" o:hrstd="t" o:hr="t"/>
+        </w:pict>
+      </w:r>
+    </w:p>
+    <w:bookmarkEnd w:id="75"/>
+    <w:bookmarkStart w:id="76" w:name="the-documentary-system"/>
+    <w:p>
+      <w:pPr>
+        <w:pStyle w:val="Heading3"/>
+      </w:pPr>
+      <w:r>
+        <w:t xml:space="preserve">16.6.4 The Documentary System</w:t>
+      </w:r>
+    </w:p>
+    <w:p>
+      <w:pPr>
+        <w:pStyle w:val="FirstParagraph"/>
+      </w:pPr>
+      <w:r>
+        <w:t xml:space="preserve">Three key documents structure trade:</w:t>
+      </w:r>
+    </w:p>
+    <w:p>
+      <w:pPr>
+        <w:pStyle w:val="Compact"/>
+        <w:numPr>
+          <w:ilvl w:val="0"/>
+          <w:numId w:val="1065"/>
+        </w:numPr>
+      </w:pPr>
+      <w:r>
+        <w:rPr>
+          <w:b/>
+          <w:bCs/>
+        </w:rPr>
+        <w:t xml:space="preserve">Letter of Credit (L/C)</w:t>
+      </w:r>
+    </w:p>
+    <w:p>
+      <w:pPr>
+        <w:pStyle w:val="Compact"/>
+        <w:numPr>
+          <w:ilvl w:val="1"/>
+          <w:numId w:val="1066"/>
+        </w:numPr>
+      </w:pPr>
+      <w:r>
+        <w:t xml:space="preserve">Bank promise to pay</w:t>
+      </w:r>
+    </w:p>
+    <w:p>
+      <w:pPr>
+        <w:pStyle w:val="Compact"/>
+        <w:numPr>
+          <w:ilvl w:val="1"/>
+          <w:numId w:val="1066"/>
+        </w:numPr>
+      </w:pPr>
+      <w:r>
+        <w:t xml:space="preserve">Substitutes bank credit for importer credit</w:t>
+      </w:r>
+    </w:p>
+    <w:p>
+      <w:pPr>
+        <w:pStyle w:val="Compact"/>
+        <w:numPr>
+          <w:ilvl w:val="0"/>
+          <w:numId w:val="1065"/>
+        </w:numPr>
+      </w:pPr>
+      <w:r>
+        <w:rPr>
+          <w:b/>
+          <w:bCs/>
+        </w:rPr>
+        <w:t xml:space="preserve">Draft (Bill of Exchange)</w:t>
+      </w:r>
+    </w:p>
+    <w:p>
+      <w:pPr>
+        <w:pStyle w:val="Compact"/>
+        <w:numPr>
+          <w:ilvl w:val="1"/>
+          <w:numId w:val="1067"/>
+        </w:numPr>
+      </w:pPr>
+      <w:r>
+        <w:t xml:space="preserve">Order to pay</w:t>
+      </w:r>
+    </w:p>
+    <w:p>
+      <w:pPr>
+        <w:pStyle w:val="Compact"/>
+        <w:numPr>
+          <w:ilvl w:val="1"/>
+          <w:numId w:val="1067"/>
+        </w:numPr>
+      </w:pPr>
+      <w:r>
+        <w:t xml:space="preserve">Can be:</w:t>
+      </w:r>
+    </w:p>
+    <w:p>
+      <w:pPr>
+        <w:pStyle w:val="Compact"/>
+        <w:numPr>
+          <w:ilvl w:val="2"/>
+          <w:numId w:val="1068"/>
+        </w:numPr>
+      </w:pPr>
+      <w:r>
+        <w:t xml:space="preserve">Sight draft (immediate)</w:t>
+      </w:r>
+    </w:p>
+    <w:p>
+      <w:pPr>
+        <w:pStyle w:val="Compact"/>
+        <w:numPr>
+          <w:ilvl w:val="2"/>
+          <w:numId w:val="1068"/>
+        </w:numPr>
+      </w:pPr>
+      <w:r>
+        <w:t xml:space="preserve">Time draft (delayed)</w:t>
+      </w:r>
+    </w:p>
+    <w:p>
+      <w:pPr>
+        <w:pStyle w:val="Compact"/>
+        <w:numPr>
+          <w:ilvl w:val="0"/>
+          <w:numId w:val="1065"/>
+        </w:numPr>
+      </w:pPr>
+      <w:r>
+        <w:rPr>
+          <w:b/>
+          <w:bCs/>
+        </w:rPr>
+        <w:t xml:space="preserve">Bill of Lading (B/L)</w:t>
+      </w:r>
+    </w:p>
+    <w:p>
+      <w:pPr>
+        <w:pStyle w:val="Compact"/>
+        <w:numPr>
+          <w:ilvl w:val="1"/>
+          <w:numId w:val="1069"/>
+        </w:numPr>
+      </w:pPr>
+      <w:r>
+        <w:t xml:space="preserve">Receipt</w:t>
+      </w:r>
+    </w:p>
+    <w:p>
+      <w:pPr>
+        <w:pStyle w:val="Compact"/>
+        <w:numPr>
+          <w:ilvl w:val="1"/>
+          <w:numId w:val="1069"/>
+        </w:numPr>
+      </w:pPr>
+      <w:r>
+        <w:t xml:space="preserve">Contract</w:t>
+      </w:r>
+    </w:p>
+    <w:p>
+      <w:pPr>
+        <w:pStyle w:val="Compact"/>
+        <w:numPr>
+          <w:ilvl w:val="1"/>
+          <w:numId w:val="1069"/>
+        </w:numPr>
+      </w:pPr>
+      <w:r>
+        <w:t xml:space="preserve">Document of title</w:t>
+      </w:r>
+    </w:p>
+    <w:p>
+      <w:pPr>
+        <w:pStyle w:val="FirstParagraph"/>
+      </w:pPr>
+      <w:r>
+        <w:rPr>
+          <w:b/>
+          <w:bCs/>
+        </w:rPr>
+        <w:t xml:space="preserve">Key Insight:</w:t>
+      </w:r>
+      <w:r>
+        <w:t xml:space="preserve"> </w:t>
+      </w:r>
+      <w:r>
+        <w:t xml:space="preserve">- Payment is made based on</w:t>
+      </w:r>
+      <w:r>
+        <w:t xml:space="preserve"> </w:t>
+      </w:r>
+      <w:r>
+        <w:rPr>
+          <w:b/>
+          <w:bCs/>
+        </w:rPr>
+        <w:t xml:space="preserve">documents, not physical goods</w:t>
+      </w:r>
+    </w:p>
+    <w:p>
+      <w:r>
+        <w:pict>
+          <v:rect style="width:0;height:1.5pt" o:hralign="center" o:hrstd="t" o:hr="t"/>
+        </w:pict>
+      </w:r>
+    </w:p>
+    <w:bookmarkEnd w:id="76"/>
+    <w:bookmarkStart w:id="77" w:name="letter-of-credit-lc-1"/>
+    <w:p>
+      <w:pPr>
+        <w:pStyle w:val="Heading3"/>
+      </w:pPr>
+      <w:r>
+        <w:t xml:space="preserve">16.6.5 Letter of Credit (L/C)</w:t>
+      </w:r>
+    </w:p>
+    <w:p>
+      <w:pPr>
+        <w:pStyle w:val="Compact"/>
+        <w:numPr>
+          <w:ilvl w:val="0"/>
+          <w:numId w:val="1070"/>
+        </w:numPr>
+      </w:pPr>
+      <w:r>
+        <w:t xml:space="preserve">Issued by importer’s bank</w:t>
+      </w:r>
+      <w:r>
+        <w:br/>
+      </w:r>
+    </w:p>
+    <w:p>
+      <w:pPr>
+        <w:pStyle w:val="Compact"/>
+        <w:numPr>
+          <w:ilvl w:val="0"/>
+          <w:numId w:val="1070"/>
+        </w:numPr>
+      </w:pPr>
+      <w:r>
+        <w:t xml:space="preserve">Guarantees payment upon proper documentation</w:t>
+      </w:r>
+    </w:p>
+    <w:p>
+      <w:pPr>
+        <w:pStyle w:val="FirstParagraph"/>
+      </w:pPr>
+      <w:r>
+        <w:rPr>
+          <w:b/>
+          <w:bCs/>
+        </w:rPr>
+        <w:t xml:space="preserve">Types:</w:t>
+      </w:r>
+      <w:r>
+        <w:t xml:space="preserve"> </w:t>
+      </w:r>
+      <w:r>
+        <w:t xml:space="preserve">- Irrevocable vs. Revocable</w:t>
+      </w:r>
+      <w:r>
+        <w:br/>
+      </w:r>
+      <w:r>
+        <w:t xml:space="preserve">- Confirmed vs. Unconfirmed</w:t>
+      </w:r>
+    </w:p>
+    <w:p>
+      <w:pPr>
+        <w:pStyle w:val="BodyText"/>
+      </w:pPr>
+      <w:r>
+        <w:rPr>
+          <w:b/>
+          <w:bCs/>
+        </w:rPr>
+        <w:t xml:space="preserve">Advantages:</w:t>
+      </w:r>
+      <w:r>
+        <w:t xml:space="preserve"> </w:t>
+      </w:r>
+      <w:r>
+        <w:t xml:space="preserve">- Reduces risk for exporter</w:t>
+      </w:r>
+      <w:r>
+        <w:br/>
+      </w:r>
+      <w:r>
+        <w:t xml:space="preserve">- Facilitates financing</w:t>
+      </w:r>
+    </w:p>
+    <w:p>
+      <w:pPr>
+        <w:pStyle w:val="BodyText"/>
+      </w:pPr>
+      <w:r>
+        <w:rPr>
+          <w:b/>
+          <w:bCs/>
+        </w:rPr>
+        <w:t xml:space="preserve">Disadvantages:</w:t>
+      </w:r>
+      <w:r>
+        <w:t xml:space="preserve"> </w:t>
+      </w:r>
+      <w:r>
+        <w:t xml:space="preserve">- Costly</w:t>
+      </w:r>
+      <w:r>
+        <w:br/>
+      </w:r>
+      <w:r>
+        <w:t xml:space="preserve">- Can restrict importer’s credit</w:t>
+      </w:r>
+    </w:p>
+    <w:p>
+      <w:r>
+        <w:pict>
+          <v:rect style="width:0;height:1.5pt" o:hralign="center" o:hrstd="t" o:hr="t"/>
+        </w:pict>
+      </w:r>
+    </w:p>
+    <w:bookmarkEnd w:id="77"/>
+    <w:bookmarkStart w:id="78" w:name="drafts-and-acceptances"/>
+    <w:p>
+      <w:pPr>
+        <w:pStyle w:val="Heading3"/>
+      </w:pPr>
+      <w:r>
+        <w:t xml:space="preserve">16.6.6 Drafts and Acceptances</w:t>
+      </w:r>
+    </w:p>
+    <w:p>
+      <w:pPr>
+        <w:pStyle w:val="Compact"/>
+        <w:numPr>
+          <w:ilvl w:val="0"/>
+          <w:numId w:val="1071"/>
+        </w:numPr>
+      </w:pPr>
+      <w:r>
+        <w:rPr>
+          <w:b/>
+          <w:bCs/>
+        </w:rPr>
+        <w:t xml:space="preserve">Draft</w:t>
+      </w:r>
+      <w:r>
+        <w:t xml:space="preserve"> </w:t>
+      </w:r>
+      <w:r>
+        <w:t xml:space="preserve">= formal demand for payment</w:t>
+      </w:r>
+    </w:p>
+    <w:p>
+      <w:pPr>
+        <w:pStyle w:val="FirstParagraph"/>
+      </w:pPr>
+      <w:r>
+        <w:rPr>
+          <w:b/>
+          <w:bCs/>
+        </w:rPr>
+        <w:t xml:space="preserve">Types:</w:t>
+      </w:r>
+      <w:r>
+        <w:t xml:space="preserve"> </w:t>
+      </w:r>
+      <w:r>
+        <w:t xml:space="preserve">- Sight draft → immediate payment</w:t>
+      </w:r>
+      <w:r>
+        <w:br/>
+      </w:r>
+      <w:r>
+        <w:t xml:space="preserve">- Time draft → delayed payment</w:t>
+      </w:r>
+    </w:p>
+    <w:p>
+      <w:pPr>
+        <w:pStyle w:val="Compact"/>
+        <w:numPr>
+          <w:ilvl w:val="0"/>
+          <w:numId w:val="1072"/>
+        </w:numPr>
+      </w:pPr>
+      <w:r>
+        <w:rPr>
+          <w:b/>
+          <w:bCs/>
+        </w:rPr>
+        <w:t xml:space="preserve">Banker’s acceptance</w:t>
+      </w:r>
+    </w:p>
+    <w:p>
+      <w:pPr>
+        <w:pStyle w:val="Compact"/>
+        <w:numPr>
+          <w:ilvl w:val="1"/>
+          <w:numId w:val="1073"/>
+        </w:numPr>
+      </w:pPr>
+      <w:r>
+        <w:t xml:space="preserve">Draft accepted by a bank</w:t>
+      </w:r>
+      <w:r>
+        <w:br/>
+      </w:r>
+    </w:p>
+    <w:p>
+      <w:pPr>
+        <w:pStyle w:val="Compact"/>
+        <w:numPr>
+          <w:ilvl w:val="1"/>
+          <w:numId w:val="1073"/>
+        </w:numPr>
+      </w:pPr>
+      <w:r>
+        <w:t xml:space="preserve">Becomes a marketable instrument</w:t>
+      </w:r>
+    </w:p>
+    <w:p>
+      <w:pPr>
+        <w:pStyle w:val="Compact"/>
+        <w:numPr>
+          <w:ilvl w:val="0"/>
+          <w:numId w:val="1072"/>
+        </w:numPr>
+      </w:pPr>
+      <w:r>
+        <w:t xml:space="preserve">Provides:</w:t>
+      </w:r>
+    </w:p>
+    <w:p>
+      <w:pPr>
+        <w:pStyle w:val="Compact"/>
+        <w:numPr>
+          <w:ilvl w:val="1"/>
+          <w:numId w:val="1074"/>
+        </w:numPr>
+      </w:pPr>
+      <w:r>
+        <w:t xml:space="preserve">Liquidity</w:t>
+      </w:r>
+      <w:r>
+        <w:br/>
+      </w:r>
+    </w:p>
+    <w:p>
+      <w:pPr>
+        <w:pStyle w:val="Compact"/>
+        <w:numPr>
+          <w:ilvl w:val="1"/>
+          <w:numId w:val="1074"/>
+        </w:numPr>
+      </w:pPr>
+      <w:r>
+        <w:t xml:space="preserve">Financing flexibility</w:t>
+      </w:r>
+    </w:p>
+    <w:p>
+      <w:r>
+        <w:pict>
+          <v:rect style="width:0;height:1.5pt" o:hralign="center" o:hrstd="t" o:hr="t"/>
+        </w:pict>
+      </w:r>
+    </w:p>
+    <w:bookmarkEnd w:id="78"/>
+    <w:bookmarkStart w:id="79" w:name="bill-of-lading-bl-1"/>
+    <w:p>
+      <w:pPr>
+        <w:pStyle w:val="Heading3"/>
+      </w:pPr>
+      <w:r>
+        <w:t xml:space="preserve">16.6.7 Bill of Lading (B/L)</w:t>
+      </w:r>
+    </w:p>
+    <w:p>
+      <w:pPr>
+        <w:pStyle w:val="FirstParagraph"/>
+      </w:pPr>
+      <w:r>
+        <w:t xml:space="preserve">Functions:</w:t>
+      </w:r>
+    </w:p>
+    <w:p>
+      <w:pPr>
+        <w:pStyle w:val="Compact"/>
+        <w:numPr>
+          <w:ilvl w:val="0"/>
+          <w:numId w:val="1075"/>
+        </w:numPr>
+      </w:pPr>
+      <w:r>
+        <w:rPr>
+          <w:b/>
+          <w:bCs/>
+        </w:rPr>
+        <w:t xml:space="preserve">Receipt</w:t>
+      </w:r>
+      <w:r>
+        <w:t xml:space="preserve"> </w:t>
+      </w:r>
+      <w:r>
+        <w:t xml:space="preserve">of goods shipped</w:t>
+      </w:r>
+      <w:r>
+        <w:br/>
+      </w:r>
+    </w:p>
+    <w:p>
+      <w:pPr>
+        <w:pStyle w:val="Compact"/>
+        <w:numPr>
+          <w:ilvl w:val="0"/>
+          <w:numId w:val="1075"/>
+        </w:numPr>
+      </w:pPr>
+      <w:r>
+        <w:rPr>
+          <w:b/>
+          <w:bCs/>
+        </w:rPr>
+        <w:t xml:space="preserve">Contract</w:t>
+      </w:r>
+      <w:r>
+        <w:t xml:space="preserve"> </w:t>
+      </w:r>
+      <w:r>
+        <w:t xml:space="preserve">of carriage</w:t>
+      </w:r>
+      <w:r>
+        <w:br/>
+      </w:r>
+    </w:p>
+    <w:p>
+      <w:pPr>
+        <w:pStyle w:val="Compact"/>
+        <w:numPr>
+          <w:ilvl w:val="0"/>
+          <w:numId w:val="1075"/>
+        </w:numPr>
+      </w:pPr>
+      <w:r>
+        <w:rPr>
+          <w:b/>
+          <w:bCs/>
+        </w:rPr>
+        <w:t xml:space="preserve">Document of title</w:t>
+      </w:r>
+    </w:p>
+    <w:p>
+      <w:pPr>
+        <w:pStyle w:val="FirstParagraph"/>
+      </w:pPr>
+      <w:r>
+        <w:t xml:space="preserve">Key role:</w:t>
+      </w:r>
+      <w:r>
+        <w:t xml:space="preserve"> </w:t>
+      </w:r>
+      <w:r>
+        <w:t xml:space="preserve">- Controls</w:t>
+      </w:r>
+      <w:r>
+        <w:t xml:space="preserve"> </w:t>
+      </w:r>
+      <w:r>
+        <w:rPr>
+          <w:b/>
+          <w:bCs/>
+        </w:rPr>
+        <w:t xml:space="preserve">ownership of goods in transit</w:t>
+      </w:r>
+    </w:p>
+    <w:p>
+      <w:r>
+        <w:pict>
+          <v:rect style="width:0;height:1.5pt" o:hralign="center" o:hrstd="t" o:hr="t"/>
+        </w:pict>
+      </w:r>
+    </w:p>
+    <w:bookmarkEnd w:id="79"/>
+    <w:bookmarkStart w:id="80" w:name="government-programs"/>
+    <w:p>
+      <w:pPr>
+        <w:pStyle w:val="Heading3"/>
+      </w:pPr>
+      <w:r>
+        <w:t xml:space="preserve">16.6.8 Government Programs</w:t>
+      </w:r>
+    </w:p>
+    <w:p>
+      <w:pPr>
+        <w:pStyle w:val="FirstParagraph"/>
+      </w:pPr>
+      <w:r>
+        <w:t xml:space="preserve">Governments support exports via:</w:t>
+      </w:r>
+    </w:p>
+    <w:p>
+      <w:pPr>
+        <w:pStyle w:val="Compact"/>
+        <w:numPr>
+          <w:ilvl w:val="0"/>
+          <w:numId w:val="1076"/>
+        </w:numPr>
+      </w:pPr>
+      <w:r>
+        <w:rPr>
+          <w:b/>
+          <w:bCs/>
+        </w:rPr>
+        <w:t xml:space="preserve">Export Credit Insurance</w:t>
+      </w:r>
+    </w:p>
+    <w:p>
+      <w:pPr>
+        <w:pStyle w:val="Compact"/>
+        <w:numPr>
+          <w:ilvl w:val="1"/>
+          <w:numId w:val="1077"/>
+        </w:numPr>
+      </w:pPr>
+      <w:r>
+        <w:t xml:space="preserve">Protects against default (commercial + political risk)</w:t>
+      </w:r>
+    </w:p>
+    <w:p>
+      <w:pPr>
+        <w:pStyle w:val="Compact"/>
+        <w:numPr>
+          <w:ilvl w:val="0"/>
+          <w:numId w:val="1076"/>
+        </w:numPr>
+      </w:pPr>
+      <w:r>
+        <w:rPr>
+          <w:b/>
+          <w:bCs/>
+        </w:rPr>
+        <w:t xml:space="preserve">Export-Import Bank (Eximbank)</w:t>
+      </w:r>
+    </w:p>
+    <w:p>
+      <w:pPr>
+        <w:pStyle w:val="Compact"/>
+        <w:numPr>
+          <w:ilvl w:val="1"/>
+          <w:numId w:val="1078"/>
+        </w:numPr>
+      </w:pPr>
+      <w:r>
+        <w:t xml:space="preserve">Provides loans, guarantees, and financing support</w:t>
+      </w:r>
+    </w:p>
+    <w:p>
+      <w:pPr>
+        <w:pStyle w:val="FirstParagraph"/>
+      </w:pPr>
+      <w:r>
+        <w:t xml:space="preserve">Purpose:</w:t>
+      </w:r>
+      <w:r>
+        <w:t xml:space="preserve"> </w:t>
+      </w:r>
+      <w:r>
+        <w:t xml:space="preserve">- Increase exports</w:t>
+      </w:r>
+      <w:r>
+        <w:br/>
+      </w:r>
+      <w:r>
+        <w:t xml:space="preserve">- Enhance national competitiveness</w:t>
+      </w:r>
+    </w:p>
+    <w:p>
+      <w:r>
+        <w:pict>
+          <v:rect style="width:0;height:1.5pt" o:hralign="center" o:hrstd="t" o:hr="t"/>
+        </w:pict>
+      </w:r>
+    </w:p>
+    <w:bookmarkEnd w:id="80"/>
+    <w:bookmarkStart w:id="81" w:name="trade-financing-alternatives-1"/>
+    <w:p>
+      <w:pPr>
+        <w:pStyle w:val="Heading3"/>
+      </w:pPr>
+      <w:r>
+        <w:t xml:space="preserve">16.6.9 Trade Financing Alternatives</w:t>
+      </w:r>
+    </w:p>
+    <w:p>
+      <w:pPr>
+        <w:pStyle w:val="FirstParagraph"/>
+      </w:pPr>
+      <w:r>
+        <w:t xml:space="preserve">Short-term financing instruments:</w:t>
+      </w:r>
+    </w:p>
+    <w:p>
+      <w:pPr>
+        <w:pStyle w:val="Compact"/>
+        <w:numPr>
+          <w:ilvl w:val="0"/>
+          <w:numId w:val="1079"/>
+        </w:numPr>
+      </w:pPr>
+      <w:r>
+        <w:t xml:space="preserve">Bankers’ acceptances</w:t>
+      </w:r>
+      <w:r>
+        <w:br/>
+      </w:r>
+    </w:p>
+    <w:p>
+      <w:pPr>
+        <w:pStyle w:val="Compact"/>
+        <w:numPr>
+          <w:ilvl w:val="0"/>
+          <w:numId w:val="1079"/>
+        </w:numPr>
+      </w:pPr>
+      <w:r>
+        <w:t xml:space="preserve">Trade acceptances</w:t>
+      </w:r>
+      <w:r>
+        <w:br/>
+      </w:r>
+    </w:p>
+    <w:p>
+      <w:pPr>
+        <w:pStyle w:val="Compact"/>
+        <w:numPr>
+          <w:ilvl w:val="0"/>
+          <w:numId w:val="1079"/>
+        </w:numPr>
+      </w:pPr>
+      <w:r>
+        <w:t xml:space="preserve">Factoring</w:t>
+      </w:r>
+      <w:r>
+        <w:br/>
+      </w:r>
+    </w:p>
+    <w:p>
+      <w:pPr>
+        <w:pStyle w:val="Compact"/>
+        <w:numPr>
+          <w:ilvl w:val="0"/>
+          <w:numId w:val="1079"/>
+        </w:numPr>
+      </w:pPr>
+      <w:r>
+        <w:t xml:space="preserve">Securitization</w:t>
+      </w:r>
+      <w:r>
+        <w:br/>
+      </w:r>
+    </w:p>
+    <w:p>
+      <w:pPr>
+        <w:pStyle w:val="Compact"/>
+        <w:numPr>
+          <w:ilvl w:val="0"/>
+          <w:numId w:val="1079"/>
+        </w:numPr>
+      </w:pPr>
+      <w:r>
+        <w:t xml:space="preserve">Bank credit lines</w:t>
+      </w:r>
+      <w:r>
+        <w:br/>
+      </w:r>
+    </w:p>
+    <w:p>
+      <w:pPr>
+        <w:pStyle w:val="Compact"/>
+        <w:numPr>
+          <w:ilvl w:val="0"/>
+          <w:numId w:val="1079"/>
+        </w:numPr>
+      </w:pPr>
+      <w:r>
+        <w:t xml:space="preserve">Commercial paper</w:t>
+      </w:r>
+    </w:p>
+    <w:p>
+      <w:pPr>
+        <w:pStyle w:val="FirstParagraph"/>
+      </w:pPr>
+      <w:r>
+        <w:rPr>
+          <w:b/>
+          <w:bCs/>
+        </w:rPr>
+        <w:t xml:space="preserve">Trade-offs:</w:t>
+      </w:r>
+      <w:r>
+        <w:t xml:space="preserve"> </w:t>
+      </w:r>
+      <w:r>
+        <w:t xml:space="preserve">- Cost vs. risk reduction</w:t>
+      </w:r>
+      <w:r>
+        <w:br/>
+      </w:r>
+      <w:r>
+        <w:t xml:space="preserve">- Liquidity vs. control</w:t>
+      </w:r>
+      <w:r>
+        <w:br/>
+      </w:r>
+      <w:r>
+        <w:t xml:space="preserve">- Balance sheet impact</w:t>
+      </w:r>
+    </w:p>
+    <w:p>
+      <w:r>
+        <w:pict>
+          <v:rect style="width:0;height:1.5pt" o:hralign="center" o:hrstd="t" o:hr="t"/>
+        </w:pict>
+      </w:r>
+    </w:p>
+    <w:bookmarkEnd w:id="81"/>
+    <w:bookmarkStart w:id="82" w:name="forfaiting-1"/>
+    <w:p>
+      <w:pPr>
+        <w:pStyle w:val="Heading3"/>
+      </w:pPr>
+      <w:r>
+        <w:t xml:space="preserve">16.6.10 Forfaiting</w:t>
+      </w:r>
+    </w:p>
+    <w:p>
+      <w:pPr>
+        <w:pStyle w:val="Compact"/>
+        <w:numPr>
+          <w:ilvl w:val="0"/>
+          <w:numId w:val="1080"/>
+        </w:numPr>
+      </w:pPr>
+      <w:r>
+        <w:t xml:space="preserve">Medium- to long-term financing technique</w:t>
+      </w:r>
+    </w:p>
+    <w:p>
+      <w:pPr>
+        <w:pStyle w:val="FirstParagraph"/>
+      </w:pPr>
+      <w:r>
+        <w:rPr>
+          <w:b/>
+          <w:bCs/>
+        </w:rPr>
+        <w:t xml:space="preserve">Key features:</w:t>
+      </w:r>
+      <w:r>
+        <w:t xml:space="preserve"> </w:t>
+      </w:r>
+      <w:r>
+        <w:t xml:space="preserve">- Exporter sells receivables</w:t>
+      </w:r>
+      <w:r>
+        <w:t xml:space="preserve"> </w:t>
+      </w:r>
+      <w:r>
+        <w:rPr>
+          <w:b/>
+          <w:bCs/>
+        </w:rPr>
+        <w:t xml:space="preserve">without recourse</w:t>
+      </w:r>
+      <w:r>
+        <w:br/>
+      </w:r>
+      <w:r>
+        <w:t xml:space="preserve">- Receivables are</w:t>
+      </w:r>
+      <w:r>
+        <w:t xml:space="preserve"> </w:t>
+      </w:r>
+      <w:r>
+        <w:rPr>
+          <w:b/>
+          <w:bCs/>
+        </w:rPr>
+        <w:t xml:space="preserve">bank-guaranteed</w:t>
+      </w:r>
+      <w:r>
+        <w:br/>
+      </w:r>
+      <w:r>
+        <w:t xml:space="preserve">- Exporter receives immediate cash</w:t>
+      </w:r>
+    </w:p>
+    <w:p>
+      <w:pPr>
+        <w:pStyle w:val="BodyText"/>
+      </w:pPr>
+      <w:r>
+        <w:rPr>
+          <w:b/>
+          <w:bCs/>
+        </w:rPr>
+        <w:t xml:space="preserve">Benefits:</w:t>
+      </w:r>
+      <w:r>
+        <w:t xml:space="preserve"> </w:t>
+      </w:r>
+      <w:r>
+        <w:t xml:space="preserve">- Eliminates credit and political risk</w:t>
+      </w:r>
+      <w:r>
+        <w:br/>
+      </w:r>
+      <w:r>
+        <w:t xml:space="preserve">- Improves cash flow</w:t>
+      </w:r>
+    </w:p>
+    <w:p>
+      <w:pPr>
+        <w:pStyle w:val="BodyText"/>
+      </w:pPr>
+      <w:r>
+        <w:rPr>
+          <w:b/>
+          <w:bCs/>
+        </w:rPr>
+        <w:t xml:space="preserve">Costs:</w:t>
+      </w:r>
+      <w:r>
+        <w:t xml:space="preserve"> </w:t>
+      </w:r>
+      <w:r>
+        <w:t xml:space="preserve">- Higher financing cost</w:t>
+      </w:r>
+    </w:p>
+    <w:p>
+      <w:r>
+        <w:pict>
+          <v:rect style="width:0;height:1.5pt" o:hralign="center" o:hrstd="t" o:hr="t"/>
+        </w:pict>
+      </w:r>
+    </w:p>
+    <w:bookmarkEnd w:id="82"/>
+    <w:bookmarkStart w:id="83" w:name="integrated-view-of-trade-finance"/>
+    <w:p>
+      <w:pPr>
+        <w:pStyle w:val="Heading3"/>
+      </w:pPr>
+      <w:r>
+        <w:t xml:space="preserve">16.6.11 Integrated View of Trade Finance</w:t>
+      </w:r>
+    </w:p>
+    <w:p>
+      <w:pPr>
+        <w:pStyle w:val="FirstParagraph"/>
+      </w:pPr>
+      <w:r>
+        <w:t xml:space="preserve">International trade finance:</w:t>
+      </w:r>
+    </w:p>
+    <w:p>
+      <w:pPr>
+        <w:pStyle w:val="Compact"/>
+        <w:numPr>
+          <w:ilvl w:val="0"/>
+          <w:numId w:val="1081"/>
+        </w:numPr>
+      </w:pPr>
+      <w:r>
+        <w:t xml:space="preserve">Bridges the gap between</w:t>
+      </w:r>
+      <w:r>
+        <w:t xml:space="preserve"> </w:t>
+      </w:r>
+      <w:r>
+        <w:rPr>
+          <w:b/>
+          <w:bCs/>
+        </w:rPr>
+        <w:t xml:space="preserve">shipment and payment</w:t>
+      </w:r>
+      <w:r>
+        <w:br/>
+      </w:r>
+    </w:p>
+    <w:p>
+      <w:pPr>
+        <w:pStyle w:val="Compact"/>
+        <w:numPr>
+          <w:ilvl w:val="0"/>
+          <w:numId w:val="1081"/>
+        </w:numPr>
+      </w:pPr>
+      <w:r>
+        <w:t xml:space="preserve">Transfers risk to</w:t>
+      </w:r>
+      <w:r>
+        <w:t xml:space="preserve"> </w:t>
+      </w:r>
+      <w:r>
+        <w:rPr>
+          <w:b/>
+          <w:bCs/>
+        </w:rPr>
+        <w:t xml:space="preserve">financial institutions</w:t>
+      </w:r>
+      <w:r>
+        <w:br/>
+      </w:r>
+    </w:p>
+    <w:p>
+      <w:pPr>
+        <w:pStyle w:val="Compact"/>
+        <w:numPr>
+          <w:ilvl w:val="0"/>
+          <w:numId w:val="1081"/>
+        </w:numPr>
+      </w:pPr>
+      <w:r>
+        <w:t xml:space="preserve">Converts receivables into</w:t>
+      </w:r>
+      <w:r>
+        <w:t xml:space="preserve"> </w:t>
+      </w:r>
+      <w:r>
+        <w:rPr>
+          <w:b/>
+          <w:bCs/>
+        </w:rPr>
+        <w:t xml:space="preserve">liquid assets</w:t>
+      </w:r>
+    </w:p>
+    <w:p>
+      <w:pPr>
+        <w:pStyle w:val="FirstParagraph"/>
+      </w:pPr>
+      <w:r>
+        <w:rPr>
+          <w:b/>
+          <w:bCs/>
+        </w:rPr>
+        <w:t xml:space="preserve">Core Principle:</w:t>
+      </w:r>
+      <w:r>
+        <w:t xml:space="preserve"> </w:t>
+      </w:r>
+      <w:r>
+        <w:t xml:space="preserve">- Trade finance transforms</w:t>
+      </w:r>
+      <w:r>
+        <w:t xml:space="preserve"> </w:t>
+      </w:r>
+      <w:r>
+        <w:rPr>
+          <w:b/>
+          <w:bCs/>
+        </w:rPr>
+        <w:t xml:space="preserve">uncertain global transactions</w:t>
+      </w:r>
+      <w:r>
+        <w:t xml:space="preserve"> </w:t>
+      </w:r>
+      <w:r>
+        <w:t xml:space="preserve">into</w:t>
+      </w:r>
+      <w:r>
+        <w:t xml:space="preserve"> </w:t>
+      </w:r>
+      <w:r>
+        <w:rPr>
+          <w:b/>
+          <w:bCs/>
+        </w:rPr>
+        <w:t xml:space="preserve">structured financial flows</w:t>
+      </w:r>
+    </w:p>
+    <w:p>
+      <w:r>
+        <w:pict>
+          <v:rect style="width:0;height:1.5pt" o:hralign="center" o:hrstd="t" o:hr="t"/>
+        </w:pict>
+      </w:r>
+    </w:p>
+    <w:bookmarkEnd w:id="83"/>
+    <w:bookmarkStart w:id="84" w:name="key-terms"/>
+    <w:p>
+      <w:pPr>
+        <w:pStyle w:val="Heading3"/>
+      </w:pPr>
+      <w:r>
+        <w:t xml:space="preserve">16.6.12 Key Terms</w:t>
+      </w:r>
+    </w:p>
+    <w:p>
+      <w:pPr>
+        <w:pStyle w:val="Compact"/>
+        <w:numPr>
+          <w:ilvl w:val="0"/>
+          <w:numId w:val="1082"/>
+        </w:numPr>
+      </w:pPr>
+      <w:r>
+        <w:t xml:space="preserve">Letter of Credit (L/C)</w:t>
+      </w:r>
+      <w:r>
+        <w:br/>
+      </w:r>
+    </w:p>
+    <w:p>
+      <w:pPr>
+        <w:pStyle w:val="Compact"/>
+        <w:numPr>
+          <w:ilvl w:val="0"/>
+          <w:numId w:val="1082"/>
+        </w:numPr>
+      </w:pPr>
+      <w:r>
+        <w:t xml:space="preserve">Draft (Bill of Exchange)</w:t>
+      </w:r>
+      <w:r>
+        <w:br/>
+      </w:r>
+    </w:p>
+    <w:p>
+      <w:pPr>
+        <w:pStyle w:val="Compact"/>
+        <w:numPr>
+          <w:ilvl w:val="0"/>
+          <w:numId w:val="1082"/>
+        </w:numPr>
+      </w:pPr>
+      <w:r>
+        <w:t xml:space="preserve">Sight Draft</w:t>
+      </w:r>
+      <w:r>
+        <w:br/>
+      </w:r>
+    </w:p>
+    <w:p>
+      <w:pPr>
+        <w:pStyle w:val="Compact"/>
+        <w:numPr>
+          <w:ilvl w:val="0"/>
+          <w:numId w:val="1082"/>
+        </w:numPr>
+      </w:pPr>
+      <w:r>
+        <w:t xml:space="preserve">Time Draft</w:t>
+      </w:r>
+      <w:r>
+        <w:br/>
+      </w:r>
+    </w:p>
+    <w:p>
+      <w:pPr>
+        <w:pStyle w:val="Compact"/>
+        <w:numPr>
+          <w:ilvl w:val="0"/>
+          <w:numId w:val="1082"/>
+        </w:numPr>
+      </w:pPr>
+      <w:r>
+        <w:t xml:space="preserve">Banker’s Acceptance</w:t>
+      </w:r>
+      <w:r>
+        <w:br/>
+      </w:r>
+    </w:p>
+    <w:p>
+      <w:pPr>
+        <w:pStyle w:val="Compact"/>
+        <w:numPr>
+          <w:ilvl w:val="0"/>
+          <w:numId w:val="1082"/>
+        </w:numPr>
+      </w:pPr>
+      <w:r>
+        <w:t xml:space="preserve">Bill of Lading (B/L)</w:t>
+      </w:r>
+      <w:r>
+        <w:br/>
+      </w:r>
+    </w:p>
+    <w:p>
+      <w:pPr>
+        <w:pStyle w:val="Compact"/>
+        <w:numPr>
+          <w:ilvl w:val="0"/>
+          <w:numId w:val="1082"/>
+        </w:numPr>
+      </w:pPr>
+      <w:r>
+        <w:t xml:space="preserve">Export Credit Insurance</w:t>
+      </w:r>
+      <w:r>
+        <w:br/>
+      </w:r>
+    </w:p>
+    <w:p>
+      <w:pPr>
+        <w:pStyle w:val="Compact"/>
+        <w:numPr>
+          <w:ilvl w:val="0"/>
+          <w:numId w:val="1082"/>
+        </w:numPr>
+      </w:pPr>
+      <w:r>
+        <w:t xml:space="preserve">Export-Import Bank (Eximbank)</w:t>
+      </w:r>
+      <w:r>
+        <w:br/>
+      </w:r>
+    </w:p>
+    <w:p>
+      <w:pPr>
+        <w:pStyle w:val="Compact"/>
+        <w:numPr>
+          <w:ilvl w:val="0"/>
+          <w:numId w:val="1082"/>
+        </w:numPr>
+      </w:pPr>
+      <w:r>
+        <w:t xml:space="preserve">Factoring</w:t>
+      </w:r>
+      <w:r>
+        <w:br/>
+      </w:r>
+    </w:p>
+    <w:p>
+      <w:pPr>
+        <w:pStyle w:val="Compact"/>
+        <w:numPr>
+          <w:ilvl w:val="0"/>
+          <w:numId w:val="1082"/>
+        </w:numPr>
+      </w:pPr>
+      <w:r>
+        <w:t xml:space="preserve">Securitization</w:t>
+      </w:r>
+      <w:r>
+        <w:br/>
+      </w:r>
+    </w:p>
+    <w:p>
+      <w:pPr>
+        <w:pStyle w:val="Compact"/>
+        <w:numPr>
+          <w:ilvl w:val="0"/>
+          <w:numId w:val="1082"/>
+        </w:numPr>
+      </w:pPr>
+      <w:r>
+        <w:t xml:space="preserve">Forfaiting</w:t>
+      </w:r>
+      <w:r>
+        <w:br/>
+      </w:r>
+    </w:p>
+    <w:p>
+      <w:pPr>
+        <w:pStyle w:val="Compact"/>
+        <w:numPr>
+          <w:ilvl w:val="0"/>
+          <w:numId w:val="1082"/>
+        </w:numPr>
+      </w:pPr>
+      <w:r>
+        <w:t xml:space="preserve">Aval</w:t>
+      </w:r>
+    </w:p>
+    <w:p>
+      <w:r>
+        <w:pict>
+          <v:rect style="width:0;height:1.5pt" o:hralign="center" o:hrstd="t" o:hr="t"/>
+        </w:pict>
+      </w:r>
+    </w:p>
+    <w:bookmarkEnd w:id="84"/>
+    <w:bookmarkStart w:id="85" w:name="final-takeaway"/>
+    <w:p>
+      <w:pPr>
+        <w:pStyle w:val="Heading3"/>
+      </w:pPr>
+      <w:r>
+        <w:t xml:space="preserve">16.6.13 Final Takeaway</w:t>
+      </w:r>
+    </w:p>
+    <w:p>
+      <w:pPr>
+        <w:pStyle w:val="Compact"/>
+        <w:numPr>
+          <w:ilvl w:val="0"/>
+          <w:numId w:val="1083"/>
+        </w:numPr>
+      </w:pPr>
+      <w:r>
+        <w:t xml:space="preserve">International trade finance is fundamentally about:</w:t>
+      </w:r>
+    </w:p>
+    <w:p>
+      <w:pPr>
+        <w:pStyle w:val="Compact"/>
+        <w:numPr>
+          <w:ilvl w:val="1"/>
+          <w:numId w:val="1084"/>
+        </w:numPr>
+      </w:pPr>
+      <w:r>
+        <w:rPr>
+          <w:b/>
+          <w:bCs/>
+        </w:rPr>
+        <w:t xml:space="preserve">Managing risk</w:t>
+      </w:r>
+    </w:p>
+    <w:p>
+      <w:pPr>
+        <w:pStyle w:val="Compact"/>
+        <w:numPr>
+          <w:ilvl w:val="1"/>
+          <w:numId w:val="1084"/>
+        </w:numPr>
+      </w:pPr>
+      <w:r>
+        <w:rPr>
+          <w:b/>
+          <w:bCs/>
+        </w:rPr>
+        <w:t xml:space="preserve">Ensuring payment</w:t>
+      </w:r>
+    </w:p>
+    <w:p>
+      <w:pPr>
+        <w:pStyle w:val="Compact"/>
+        <w:numPr>
+          <w:ilvl w:val="1"/>
+          <w:numId w:val="1084"/>
+        </w:numPr>
+      </w:pPr>
+      <w:r>
+        <w:rPr>
+          <w:b/>
+          <w:bCs/>
+        </w:rPr>
+        <w:t xml:space="preserve">Financing time gaps in trade</w:t>
+      </w:r>
+    </w:p>
+    <w:p>
+      <w:pPr>
+        <w:pStyle w:val="Compact"/>
+        <w:numPr>
+          <w:ilvl w:val="0"/>
+          <w:numId w:val="1083"/>
+        </w:numPr>
+      </w:pPr>
+      <w:r>
+        <w:t xml:space="preserve">The system works because:</w:t>
+      </w:r>
+    </w:p>
+    <w:p>
+      <w:pPr>
+        <w:pStyle w:val="Compact"/>
+        <w:numPr>
+          <w:ilvl w:val="1"/>
+          <w:numId w:val="1085"/>
+        </w:numPr>
+      </w:pPr>
+      <w:r>
+        <w:t xml:space="preserve">Banks provide</w:t>
+      </w:r>
+      <w:r>
+        <w:t xml:space="preserve"> </w:t>
+      </w:r>
+      <w:r>
+        <w:rPr>
+          <w:b/>
+          <w:bCs/>
+        </w:rPr>
+        <w:t xml:space="preserve">credibility</w:t>
+      </w:r>
+    </w:p>
+    <w:p>
+      <w:pPr>
+        <w:pStyle w:val="Compact"/>
+        <w:numPr>
+          <w:ilvl w:val="1"/>
+          <w:numId w:val="1085"/>
+        </w:numPr>
+      </w:pPr>
+      <w:r>
+        <w:t xml:space="preserve">Documents provide</w:t>
+      </w:r>
+      <w:r>
+        <w:t xml:space="preserve"> </w:t>
+      </w:r>
+      <w:r>
+        <w:rPr>
+          <w:b/>
+          <w:bCs/>
+        </w:rPr>
+        <w:t xml:space="preserve">control</w:t>
+      </w:r>
+    </w:p>
+    <w:p>
+      <w:pPr>
+        <w:pStyle w:val="Compact"/>
+        <w:numPr>
+          <w:ilvl w:val="1"/>
+          <w:numId w:val="1085"/>
+        </w:numPr>
+      </w:pPr>
+      <w:r>
+        <w:t xml:space="preserve">Markets provide</w:t>
+      </w:r>
+      <w:r>
+        <w:t xml:space="preserve"> </w:t>
+      </w:r>
+      <w:r>
+        <w:rPr>
+          <w:b/>
+          <w:bCs/>
+        </w:rPr>
+        <w:t xml:space="preserve">liquidity</w:t>
+      </w:r>
+    </w:p>
+    <w:bookmarkEnd w:id="85"/>
+    <w:bookmarkEnd w:id="86"/>
+    <w:bookmarkEnd w:id="87"/>
     <w:sectPr>
       <w:footnotePr>
         <w:numRestart w:val="eachSect"/>
@@ -7134,6 +8999,120 @@
     <w:abstractNumId w:val="991"/>
   </w:num>
   <w:num w:numId="1056">
+    <w:abstractNumId w:val="991"/>
+  </w:num>
+  <w:num w:numId="1057">
+    <w:abstractNumId w:val="991"/>
+  </w:num>
+  <w:num w:numId="1058">
+    <w:abstractNumId w:val="991"/>
+  </w:num>
+  <w:num w:numId="1059">
+    <w:abstractNumId w:val="991"/>
+  </w:num>
+  <w:num w:numId="1060">
+    <w:abstractNumId w:val="991"/>
+  </w:num>
+  <w:num w:numId="1061">
+    <w:abstractNumId w:val="991"/>
+  </w:num>
+  <w:num w:numId="1062">
+    <w:abstractNumId w:val="991"/>
+  </w:num>
+  <w:num w:numId="1063">
+    <w:abstractNumId w:val="991"/>
+  </w:num>
+  <w:num w:numId="1064">
+    <w:abstractNumId w:val="991"/>
+  </w:num>
+  <w:num w:numId="1065">
+    <w:abstractNumId w:val="99411"/>
+    <w:lvlOverride w:ilvl="0">
+      <w:startOverride w:val="1"/>
+    </w:lvlOverride>
+    <w:lvlOverride w:ilvl="1">
+      <w:startOverride w:val="1"/>
+    </w:lvlOverride>
+    <w:lvlOverride w:ilvl="2">
+      <w:startOverride w:val="1"/>
+    </w:lvlOverride>
+    <w:lvlOverride w:ilvl="3">
+      <w:startOverride w:val="1"/>
+    </w:lvlOverride>
+    <w:lvlOverride w:ilvl="4">
+      <w:startOverride w:val="1"/>
+    </w:lvlOverride>
+    <w:lvlOverride w:ilvl="5">
+      <w:startOverride w:val="1"/>
+    </w:lvlOverride>
+    <w:lvlOverride w:ilvl="6">
+      <w:startOverride w:val="1"/>
+    </w:lvlOverride>
+    <w:lvlOverride w:ilvl="7">
+      <w:startOverride w:val="1"/>
+    </w:lvlOverride>
+    <w:lvlOverride w:ilvl="8">
+      <w:startOverride w:val="1"/>
+    </w:lvlOverride>
+  </w:num>
+  <w:num w:numId="1066">
+    <w:abstractNumId w:val="991"/>
+  </w:num>
+  <w:num w:numId="1067">
+    <w:abstractNumId w:val="991"/>
+  </w:num>
+  <w:num w:numId="1068">
+    <w:abstractNumId w:val="991"/>
+  </w:num>
+  <w:num w:numId="1069">
+    <w:abstractNumId w:val="991"/>
+  </w:num>
+  <w:num w:numId="1070">
+    <w:abstractNumId w:val="991"/>
+  </w:num>
+  <w:num w:numId="1071">
+    <w:abstractNumId w:val="991"/>
+  </w:num>
+  <w:num w:numId="1072">
+    <w:abstractNumId w:val="991"/>
+  </w:num>
+  <w:num w:numId="1073">
+    <w:abstractNumId w:val="991"/>
+  </w:num>
+  <w:num w:numId="1074">
+    <w:abstractNumId w:val="991"/>
+  </w:num>
+  <w:num w:numId="1075">
+    <w:abstractNumId w:val="991"/>
+  </w:num>
+  <w:num w:numId="1076">
+    <w:abstractNumId w:val="991"/>
+  </w:num>
+  <w:num w:numId="1077">
+    <w:abstractNumId w:val="991"/>
+  </w:num>
+  <w:num w:numId="1078">
+    <w:abstractNumId w:val="991"/>
+  </w:num>
+  <w:num w:numId="1079">
+    <w:abstractNumId w:val="991"/>
+  </w:num>
+  <w:num w:numId="1080">
+    <w:abstractNumId w:val="991"/>
+  </w:num>
+  <w:num w:numId="1081">
+    <w:abstractNumId w:val="991"/>
+  </w:num>
+  <w:num w:numId="1082">
+    <w:abstractNumId w:val="991"/>
+  </w:num>
+  <w:num w:numId="1083">
+    <w:abstractNumId w:val="991"/>
+  </w:num>
+  <w:num w:numId="1084">
+    <w:abstractNumId w:val="991"/>
+  </w:num>
+  <w:num w:numId="1085">
     <w:abstractNumId w:val="991"/>
   </w:num>
 </w:numbering>

--- a/docs/lectures/Chapter16_Lecture.docx
+++ b/docs/lectures/Chapter16_Lecture.docx
@@ -23,7 +23,7 @@
         <w:pStyle w:val="Date"/>
       </w:pPr>
       <w:r>
-        <w:t xml:space="preserve">2026-04-16</w:t>
+        <w:t xml:space="preserve">2026-04-19</w:t>
       </w:r>
     </w:p>
     <w:sdt>

--- a/docs/lectures/Chapter16_Lecture.docx
+++ b/docs/lectures/Chapter16_Lecture.docx
@@ -23,7 +23,7 @@
         <w:pStyle w:val="Date"/>
       </w:pPr>
       <w:r>
-        <w:t xml:space="preserve">2026-04-19</w:t>
+        <w:t xml:space="preserve">2026-04-20</w:t>
       </w:r>
     </w:p>
     <w:sdt>

--- a/docs/lectures/Chapter16_Lecture.docx
+++ b/docs/lectures/Chapter16_Lecture.docx
@@ -23,7 +23,7 @@
         <w:pStyle w:val="Date"/>
       </w:pPr>
       <w:r>
-        <w:t xml:space="preserve">2026-04-20</w:t>
+        <w:t xml:space="preserve">2026-04-22</w:t>
       </w:r>
     </w:p>
     <w:sdt>

--- a/docs/lectures/Chapter16_Lecture.docx
+++ b/docs/lectures/Chapter16_Lecture.docx
@@ -23,7 +23,7 @@
         <w:pStyle w:val="Date"/>
       </w:pPr>
       <w:r>
-        <w:t xml:space="preserve">2026-04-22</w:t>
+        <w:t xml:space="preserve">2026-04-23</w:t>
       </w:r>
     </w:p>
     <w:sdt>
